--- a/Cover_Letters/Shinoy_Bloom___Wild_Head_of_Developer_Experience_Cover_Letter.docx
+++ b/Cover_Letters/Shinoy_Bloom___Wild_Head_of_Developer_Experience_Cover_Letter.docx
@@ -14,7 +14,7 @@
     </w:p>
     <w:p>
       <w:r>
-        <w:t>October 08, 2026</w:t>
+        <w:t>October 14, 2026</w:t>
       </w:r>
     </w:p>
     <w:p>
@@ -35,7 +35,12 @@
     </w:p>
     <w:p>
       <w:r>
-        <w:t>Your focus on developer experience, platform strategy, and AI-native engineering transformation aligns well with my background in building CI/CD pipelines and cloud infrastructure using AWS and Terraform. In my recent work, I have also used tools like Gemini Code Assist to streamline deployment scripts and test generation workflows, which fits directly with your goals for agentic tooling.</w:t>
+        <w:t>Your focus on developer experience and internal platforms matches my background in building CI/CD pipelines, managing infrastructure with Terraform and AWS, and supporting engineering quality. In my recent work at Tata Consultancy Services, I focused on improving delivery processes, maintaining test frameworks, and using tools like Gemini Code Assist to make script generation more efficient.</w:t>
+      </w:r>
+    </w:p>
+    <w:p>
+      <w:r>
+        <w:t>I am comfortable collaborating across teams to help unblock technical challenges and keep systems reliable. I would be glad to bring this practical background to Bloom &amp; Wild to help support your platform and engineering goals.</w:t>
       </w:r>
     </w:p>
     <w:p>
